--- a/dist/GeradorEscalas/aditamento.docx
+++ b/dist/GeradorEscalas/aditamento.docx
@@ -2,6 +2,58 @@
 <file path=word/document.xml><?xml version="1.0" encoding="utf-8"?>
 <w:document xmlns:wpc="http://schemas.microsoft.com/office/word/2010/wordprocessingCanvas" xmlns:mo="http://schemas.microsoft.com/office/mac/office/2008/main" xmlns:mc="http://schemas.openxmlformats.org/markup-compatibility/2006" xmlns:mv="urn:schemas-microsoft-com:mac:vml" xmlns:o="urn:schemas-microsoft-com:office:office" xmlns:r="http://schemas.openxmlformats.org/officeDocument/2006/relationships" xmlns:m="http://schemas.openxmlformats.org/officeDocument/2006/math" xmlns:v="urn:schemas-microsoft-com:vml" xmlns:wp14="http://schemas.microsoft.com/office/word/2010/wordprocessingDrawing" xmlns:wp="http://schemas.openxmlformats.org/drawingml/2006/wordprocessingDrawing" xmlns:w10="urn:schemas-microsoft-com:office:word" xmlns:w="http://schemas.openxmlformats.org/wordprocessingml/2006/main" xmlns:w14="http://schemas.microsoft.com/office/word/2010/wordml" xmlns:wpg="http://schemas.microsoft.com/office/word/2010/wordprocessingGroup" xmlns:wpi="http://schemas.microsoft.com/office/word/2010/wordprocessingInk" xmlns:wne="http://schemas.microsoft.com/office/word/2006/wordml" xmlns:wps="http://schemas.microsoft.com/office/word/2010/wordprocessingShape" mc:Ignorable="w14 wp14">
   <w:body>
+    <w:p>
+      <w:pPr>
+        <w:jc w:val="center"/>
+      </w:pPr>
+      <w:r>
+        <w:drawing>
+          <wp:inline xmlns:a="http://schemas.openxmlformats.org/drawingml/2006/main" xmlns:pic="http://schemas.openxmlformats.org/drawingml/2006/picture">
+            <wp:extent cx="731520" cy="735909"/>
+            <wp:docPr id="1" name="Picture 1"/>
+            <wp:cNvGraphicFramePr>
+              <a:graphicFrameLocks noChangeAspect="1"/>
+            </wp:cNvGraphicFramePr>
+            <a:graphic>
+              <a:graphicData uri="http://schemas.openxmlformats.org/drawingml/2006/picture">
+                <pic:pic>
+                  <pic:nvPicPr>
+                    <pic:cNvPr id="0" name="brasao.png"/>
+                    <pic:cNvPicPr/>
+                  </pic:nvPicPr>
+                  <pic:blipFill>
+                    <a:blip r:embed="rId9"/>
+                    <a:stretch>
+                      <a:fillRect/>
+                    </a:stretch>
+                  </pic:blipFill>
+                  <pic:spPr>
+                    <a:xfrm>
+                      <a:off x="0" y="0"/>
+                      <a:ext cx="731520" cy="735909"/>
+                    </a:xfrm>
+                    <a:prstGeom prst="rect"/>
+                  </pic:spPr>
+                </pic:pic>
+              </a:graphicData>
+            </a:graphic>
+          </wp:inline>
+        </w:drawing>
+      </w:r>
+    </w:p>
+    <w:p>
+      <w:pPr>
+        <w:jc w:val="center"/>
+      </w:pPr>
+      <w:r>
+        <w:rPr>
+          <w:b/>
+        </w:rPr>
+        <w:t>_________________</w:t>
+        <w:br/>
+        <w:t>Visto Sgte</w:t>
+      </w:r>
+    </w:p>
     <w:p>
       <w:pPr>
         <w:spacing w:line="280" w:lineRule="exact" w:after="0"/>
@@ -22,20 +74,16 @@
         <w:t>GRUPO JERÔNIMO DE ALBUQUERQUE</w:t>
       </w:r>
     </w:p>
-    <w:p/>
     <w:p>
       <w:pPr>
         <w:jc w:val="center"/>
       </w:pPr>
       <w:r>
-        <w:t>Visto Sgte _________________</w:t>
+        <w:t>Quartel em Natal-RN, 18 de maio de 2026.</w:t>
         <w:br/>
-        <w:t>Quartel em Natal-RN, 14 de maio de 2026.</w:t>
-        <w:br/>
-        <w:t>(Quinta-Feira)</w:t>
+        <w:t>(Segunda-Feira)</w:t>
       </w:r>
     </w:p>
-    <w:p/>
     <w:p>
       <w:pPr>
         <w:jc w:val="center"/>
@@ -95,7 +143,7 @@
               <w:rPr>
                 <w:b/>
               </w:rPr>
-              <w:t>Serviço Externo para Quinta-Feira, 14 de maio de 2026.</w:t>
+              <w:t>Serviço Externo para Segunda-Feira, 18 de maio de 2026.</w:t>
             </w:r>
           </w:p>
         </w:tc>
@@ -104,6 +152,7 @@
         <w:tc>
           <w:tcPr>
             <w:tcW w:type="dxa" w:w="3312"/>
+            <w:shd w:val="clear" w:color="auto" w:fill="D9D9D9"/>
           </w:tcPr>
           <w:p>
             <w:pPr>
@@ -120,6 +169,7 @@
         <w:tc>
           <w:tcPr>
             <w:tcW w:type="dxa" w:w="3312"/>
+            <w:shd w:val="clear" w:color="auto" w:fill="D9D9D9"/>
           </w:tcPr>
           <w:p>
             <w:pPr>
@@ -151,6 +201,7 @@
         <w:tc>
           <w:tcPr>
             <w:tcW w:type="dxa" w:w="3312"/>
+            <w:shd w:val="clear" w:color="auto" w:fill="D9D9D9"/>
           </w:tcPr>
           <w:p>
             <w:pPr>
@@ -167,6 +218,7 @@
         <w:tc>
           <w:tcPr>
             <w:tcW w:type="dxa" w:w="3312"/>
+            <w:shd w:val="clear" w:color="auto" w:fill="D9D9D9"/>
           </w:tcPr>
           <w:p>
             <w:pPr>
@@ -209,7 +261,7 @@
               <w:rPr>
                 <w:b/>
               </w:rPr>
-              <w:t>Serviço Interno para Quinta-Feira, 14 de maio de 2026.</w:t>
+              <w:t>Serviço Interno para Segunda-Feira, 18 de maio de 2026.</w:t>
             </w:r>
           </w:p>
         </w:tc>
@@ -218,6 +270,7 @@
         <w:tc>
           <w:tcPr>
             <w:tcW w:type="dxa" w:w="3312"/>
+            <w:shd w:val="clear" w:color="auto" w:fill="D9D9D9"/>
           </w:tcPr>
           <w:p>
             <w:pPr>
@@ -234,6 +287,7 @@
         <w:tc>
           <w:tcPr>
             <w:tcW w:type="dxa" w:w="3312"/>
+            <w:shd w:val="clear" w:color="auto" w:fill="D9D9D9"/>
           </w:tcPr>
           <w:p>
             <w:pPr>
@@ -265,6 +319,7 @@
         <w:tc>
           <w:tcPr>
             <w:tcW w:type="dxa" w:w="3312"/>
+            <w:shd w:val="clear" w:color="auto" w:fill="D9D9D9"/>
           </w:tcPr>
           <w:p>
             <w:pPr>
@@ -281,6 +336,7 @@
         <w:tc>
           <w:tcPr>
             <w:tcW w:type="dxa" w:w="3312"/>
+            <w:shd w:val="clear" w:color="auto" w:fill="D9D9D9"/>
           </w:tcPr>
           <w:p>
             <w:pPr>
@@ -312,6 +368,7 @@
         <w:tc>
           <w:tcPr>
             <w:tcW w:type="dxa" w:w="3312"/>
+            <w:shd w:val="clear" w:color="auto" w:fill="D9D9D9"/>
           </w:tcPr>
           <w:p>
             <w:pPr>
@@ -328,6 +385,7 @@
         <w:tc>
           <w:tcPr>
             <w:tcW w:type="dxa" w:w="3312"/>
+            <w:shd w:val="clear" w:color="auto" w:fill="D9D9D9"/>
           </w:tcPr>
           <w:p>
             <w:pPr>
@@ -359,6 +417,7 @@
         <w:tc>
           <w:tcPr>
             <w:tcW w:type="dxa" w:w="3312"/>
+            <w:shd w:val="clear" w:color="auto" w:fill="D9D9D9"/>
           </w:tcPr>
           <w:p>
             <w:pPr>
@@ -375,6 +434,7 @@
         <w:tc>
           <w:tcPr>
             <w:tcW w:type="dxa" w:w="3312"/>
+            <w:shd w:val="clear" w:color="auto" w:fill="D9D9D9"/>
           </w:tcPr>
           <w:p>
             <w:pPr>
@@ -406,6 +466,7 @@
         <w:tc>
           <w:tcPr>
             <w:tcW w:type="dxa" w:w="3312"/>
+            <w:shd w:val="clear" w:color="auto" w:fill="D9D9D9"/>
           </w:tcPr>
           <w:p>
             <w:pPr>
@@ -422,6 +483,7 @@
         <w:tc>
           <w:tcPr>
             <w:tcW w:type="dxa" w:w="3312"/>
+            <w:shd w:val="clear" w:color="auto" w:fill="D9D9D9"/>
           </w:tcPr>
           <w:p>
             <w:pPr>
@@ -453,6 +515,7 @@
         <w:tc>
           <w:tcPr>
             <w:tcW w:type="dxa" w:w="3312"/>
+            <w:shd w:val="clear" w:color="auto" w:fill="D9D9D9"/>
           </w:tcPr>
           <w:p>
             <w:pPr>
@@ -469,6 +532,7 @@
         <w:tc>
           <w:tcPr>
             <w:tcW w:type="dxa" w:w="3312"/>
+            <w:shd w:val="clear" w:color="auto" w:fill="D9D9D9"/>
           </w:tcPr>
           <w:p>
             <w:pPr>
@@ -500,6 +564,7 @@
         <w:tc>
           <w:tcPr>
             <w:tcW w:type="dxa" w:w="3312"/>
+            <w:shd w:val="clear" w:color="auto" w:fill="D9D9D9"/>
           </w:tcPr>
           <w:p>
             <w:pPr>
@@ -516,6 +581,7 @@
         <w:tc>
           <w:tcPr>
             <w:tcW w:type="dxa" w:w="3312"/>
+            <w:shd w:val="clear" w:color="auto" w:fill="D9D9D9"/>
           </w:tcPr>
           <w:p>
             <w:pPr>
@@ -547,6 +613,7 @@
         <w:tc>
           <w:tcPr>
             <w:tcW w:type="dxa" w:w="3312"/>
+            <w:shd w:val="clear" w:color="auto" w:fill="D9D9D9"/>
           </w:tcPr>
           <w:p>
             <w:pPr>
@@ -563,6 +630,7 @@
         <w:tc>
           <w:tcPr>
             <w:tcW w:type="dxa" w:w="3312"/>
+            <w:shd w:val="clear" w:color="auto" w:fill="D9D9D9"/>
           </w:tcPr>
           <w:p>
             <w:pPr>
@@ -594,6 +662,7 @@
         <w:tc>
           <w:tcPr>
             <w:tcW w:type="dxa" w:w="3312"/>
+            <w:shd w:val="clear" w:color="auto" w:fill="D9D9D9"/>
           </w:tcPr>
           <w:p>
             <w:pPr>
@@ -610,6 +679,7 @@
         <w:tc>
           <w:tcPr>
             <w:tcW w:type="dxa" w:w="3312"/>
+            <w:shd w:val="clear" w:color="auto" w:fill="D9D9D9"/>
           </w:tcPr>
           <w:p>
             <w:pPr>
@@ -632,7 +702,7 @@
               <w:jc w:val="center"/>
             </w:pPr>
             <w:r>
-              <w:t>330 - 340 - 324 - 311 - 335 - 336</w:t>
+              <w:t>309 - 305 - 318 - 335 - 356 - 344</w:t>
             </w:r>
           </w:p>
         </w:tc>
@@ -641,6 +711,7 @@
         <w:tc>
           <w:tcPr>
             <w:tcW w:type="dxa" w:w="3312"/>
+            <w:shd w:val="clear" w:color="auto" w:fill="D9D9D9"/>
           </w:tcPr>
           <w:p>
             <w:pPr>
@@ -657,6 +728,7 @@
         <w:tc>
           <w:tcPr>
             <w:tcW w:type="dxa" w:w="3312"/>
+            <w:shd w:val="clear" w:color="auto" w:fill="D9D9D9"/>
           </w:tcPr>
           <w:p>
             <w:pPr>
@@ -679,7 +751,7 @@
               <w:jc w:val="center"/>
             </w:pPr>
             <w:r>
-              <w:t>344 - 317</w:t>
+              <w:t>-</w:t>
             </w:r>
           </w:p>
         </w:tc>
@@ -791,7 +863,7 @@
     </w:p>
     <w:p>
       <w:r>
-        <w:t>- INÍCIO DO EXPEDIENTE PARA QUINTA-FEIRA, 14 DE MAIO DE 2026</w:t>
+        <w:t>- INÍCIO DO EXPEDIENTE PARA SEGUNDA-FEIRA, 18 DE MAIO DE 2026</w:t>
       </w:r>
     </w:p>
     <w:p>
@@ -844,6 +916,758 @@
         <w:t>Comandante da Bateria de Comando</w:t>
       </w:r>
     </w:p>
+    <w:p>
+      <w:r>
+        <w:br w:type="page"/>
+      </w:r>
+    </w:p>
+    <w:tbl>
+      <w:tblPr>
+        <w:tblStyle w:val="TableGrid"/>
+        <w:tblW w:type="auto" w:w="0"/>
+        <w:tblLook w:firstColumn="1" w:firstRow="1" w:lastColumn="0" w:lastRow="0" w:noHBand="0" w:noVBand="1" w:val="04A0"/>
+      </w:tblPr>
+      <w:tblGrid>
+        <w:gridCol w:w="2484"/>
+        <w:gridCol w:w="2484"/>
+        <w:gridCol w:w="2484"/>
+        <w:gridCol w:w="2484"/>
+      </w:tblGrid>
+      <w:tr>
+        <w:tc>
+          <w:tcPr>
+            <w:tcW w:type="dxa" w:w="1440"/>
+          </w:tcPr>
+          <w:p>
+            <w:r>
+              <w:rPr>
+                <w:sz w:val="16"/>
+              </w:rPr>
+              <w:t>Visto:</w:t>
+              <w:br/>
+              <w:br/>
+              <w:br/>
+              <w:br/>
+              <w:t>Cmt SU</w:t>
+            </w:r>
+          </w:p>
+        </w:tc>
+        <w:tc>
+          <w:tcPr>
+            <w:tcW w:type="dxa" w:w="2160"/>
+            <w:gridSpan w:val="3"/>
+          </w:tcPr>
+          <w:p>
+            <w:pPr>
+              <w:jc w:val="center"/>
+            </w:pPr>
+            <w:r>
+              <w:rPr>
+                <w:b/>
+              </w:rPr>
+              <w:t>MINISTÉRIO DA DEFESA</w:t>
+              <w:br/>
+              <w:t>EXÉRCITO BRASILEIRO</w:t>
+              <w:br/>
+              <w:t>17º GRUPO DE ARTILHARIA DE CAMPANHA</w:t>
+              <w:br/>
+              <w:t>Bateria de Comando</w:t>
+            </w:r>
+          </w:p>
+        </w:tc>
+      </w:tr>
+      <w:tr>
+        <w:tc>
+          <w:tcPr>
+            <w:tcW w:type="dxa" w:w="2160"/>
+            <w:gridSpan w:val="4"/>
+            <w:shd w:val="clear" w:color="auto" w:fill="D9D9D9"/>
+          </w:tcPr>
+          <w:p>
+            <w:pPr>
+              <w:jc w:val="center"/>
+            </w:pPr>
+            <w:r>
+              <w:rPr>
+                <w:b/>
+              </w:rPr>
+              <w:t>Controle de Efetivo para Segunda-Feira, 18 de maio de 2026.</w:t>
+            </w:r>
+          </w:p>
+        </w:tc>
+      </w:tr>
+      <w:tr>
+        <w:tc>
+          <w:tcPr>
+            <w:tcW w:type="dxa" w:w="1440"/>
+            <w:shd w:val="clear" w:color="auto" w:fill="D9D9D9"/>
+          </w:tcPr>
+          <w:p>
+            <w:pPr>
+              <w:jc w:val="center"/>
+            </w:pPr>
+            <w:r>
+              <w:rPr>
+                <w:b/>
+              </w:rPr>
+              <w:t>GRAD</w:t>
+            </w:r>
+          </w:p>
+        </w:tc>
+        <w:tc>
+          <w:tcPr>
+            <w:tcW w:type="dxa" w:w="2160"/>
+            <w:gridSpan w:val="3"/>
+            <w:shd w:val="clear" w:color="auto" w:fill="D9D9D9"/>
+          </w:tcPr>
+          <w:p>
+            <w:pPr>
+              <w:jc w:val="center"/>
+            </w:pPr>
+            <w:r>
+              <w:rPr>
+                <w:b/>
+              </w:rPr>
+              <w:t>EM FORMA</w:t>
+            </w:r>
+          </w:p>
+        </w:tc>
+      </w:tr>
+      <w:tr>
+        <w:tc>
+          <w:tcPr>
+            <w:tcW w:type="dxa" w:w="1440"/>
+          </w:tcPr>
+          <w:p>
+            <w:pPr>
+              <w:jc w:val="center"/>
+            </w:pPr>
+            <w:r>
+              <w:rPr>
+                <w:b/>
+              </w:rPr>
+              <w:t>TEN</w:t>
+            </w:r>
+          </w:p>
+        </w:tc>
+        <w:tc>
+          <w:tcPr>
+            <w:tcW w:type="dxa" w:w="2160"/>
+            <w:gridSpan w:val="3"/>
+          </w:tcPr>
+          <w:p>
+            <w:pPr>
+              <w:jc w:val="left"/>
+            </w:pPr>
+            <w:r>
+              <w:rPr>
+                <w:b/>
+              </w:rPr>
+              <w:t>OF DIA: -</w:t>
+            </w:r>
+          </w:p>
+        </w:tc>
+      </w:tr>
+      <w:tr>
+        <w:tc>
+          <w:tcPr>
+            <w:tcW w:type="dxa" w:w="1440"/>
+          </w:tcPr>
+          <w:p>
+            <w:pPr>
+              <w:jc w:val="center"/>
+            </w:pPr>
+            <w:r>
+              <w:rPr>
+                <w:b/>
+              </w:rPr>
+              <w:t>SGT</w:t>
+            </w:r>
+          </w:p>
+        </w:tc>
+        <w:tc>
+          <w:tcPr>
+            <w:tcW w:type="dxa" w:w="2160"/>
+            <w:gridSpan w:val="3"/>
+          </w:tcPr>
+          <w:p>
+            <w:pPr>
+              <w:jc w:val="left"/>
+            </w:pPr>
+            <w:r>
+              <w:rPr>
+                <w:b/>
+              </w:rPr>
+              <w:t>SGT DIA BC: -</w:t>
+            </w:r>
+          </w:p>
+        </w:tc>
+      </w:tr>
+      <w:tr>
+        <w:tc>
+          <w:tcPr>
+            <w:tcW w:type="dxa" w:w="1440"/>
+          </w:tcPr>
+          <w:p>
+            <w:pPr>
+              <w:jc w:val="center"/>
+            </w:pPr>
+            <w:r>
+              <w:rPr>
+                <w:b/>
+              </w:rPr>
+              <w:t>SD EP</w:t>
+            </w:r>
+          </w:p>
+        </w:tc>
+        <w:tc>
+          <w:tcPr>
+            <w:tcW w:type="dxa" w:w="2160"/>
+            <w:gridSpan w:val="3"/>
+          </w:tcPr>
+          <w:p>
+            <w:pPr>
+              <w:jc w:val="left"/>
+            </w:pPr>
+            <w:r>
+              <w:rPr>
+                <w:b/>
+              </w:rPr>
+              <w:t>CB DIA BC: -</w:t>
+            </w:r>
+          </w:p>
+        </w:tc>
+      </w:tr>
+      <w:tr>
+        <w:tc>
+          <w:tcPr>
+            <w:tcW w:type="dxa" w:w="1440"/>
+          </w:tcPr>
+          <w:p>
+            <w:pPr>
+              <w:jc w:val="center"/>
+            </w:pPr>
+            <w:r>
+              <w:rPr>
+                <w:b/>
+              </w:rPr>
+              <w:t>SD EV</w:t>
+            </w:r>
+          </w:p>
+        </w:tc>
+        <w:tc>
+          <w:tcPr>
+            <w:tcW w:type="dxa" w:w="2160"/>
+            <w:gridSpan w:val="3"/>
+          </w:tcPr>
+          <w:p>
+            <w:pPr>
+              <w:jc w:val="left"/>
+            </w:pPr>
+            <w:r>
+              <w:rPr>
+                <w:b/>
+              </w:rPr>
+              <w:t>PLANTÕES: 309 - 305 - 318 - 335 - 356 - 344</w:t>
+            </w:r>
+          </w:p>
+        </w:tc>
+      </w:tr>
+      <w:tr>
+        <w:tc>
+          <w:tcPr>
+            <w:tcW w:type="dxa" w:w="2160"/>
+            <w:gridSpan w:val="4"/>
+          </w:tcPr>
+          <w:p>
+            <w:pPr>
+              <w:jc w:val="left"/>
+            </w:pPr>
+            <w:r>
+              <w:rPr>
+                <w:b/>
+              </w:rPr>
+              <w:t>TOTAL EM FORMA: SEIS</w:t>
+            </w:r>
+          </w:p>
+        </w:tc>
+      </w:tr>
+      <w:tr>
+        <w:tc>
+          <w:tcPr>
+            <w:tcW w:type="dxa" w:w="2160"/>
+            <w:gridSpan w:val="4"/>
+            <w:shd w:val="clear" w:color="auto" w:fill="D9D9D9"/>
+          </w:tcPr>
+          <w:p>
+            <w:pPr>
+              <w:jc w:val="center"/>
+            </w:pPr>
+            <w:r>
+              <w:rPr>
+                <w:b/>
+              </w:rPr>
+              <w:t>PUNIDOS DISCIPLINARMENTE</w:t>
+            </w:r>
+          </w:p>
+        </w:tc>
+      </w:tr>
+      <w:tr>
+        <w:tc>
+          <w:tcPr>
+            <w:tcW w:type="dxa" w:w="1440"/>
+            <w:shd w:val="clear" w:color="auto" w:fill="D9D9D9"/>
+          </w:tcPr>
+          <w:p>
+            <w:pPr>
+              <w:jc w:val="center"/>
+            </w:pPr>
+            <w:r>
+              <w:rPr>
+                <w:b/>
+              </w:rPr>
+              <w:t>PROC.</w:t>
+            </w:r>
+          </w:p>
+        </w:tc>
+        <w:tc>
+          <w:tcPr>
+            <w:tcW w:type="dxa" w:w="5040"/>
+            <w:shd w:val="clear" w:color="auto" w:fill="D9D9D9"/>
+          </w:tcPr>
+          <w:p>
+            <w:pPr>
+              <w:jc w:val="center"/>
+            </w:pPr>
+            <w:r>
+              <w:rPr>
+                <w:b/>
+              </w:rPr>
+              <w:t>GRAD/NOME</w:t>
+            </w:r>
+          </w:p>
+        </w:tc>
+        <w:tc>
+          <w:tcPr>
+            <w:tcW w:type="dxa" w:w="2160"/>
+            <w:shd w:val="clear" w:color="auto" w:fill="D9D9D9"/>
+          </w:tcPr>
+          <w:p>
+            <w:pPr>
+              <w:jc w:val="center"/>
+            </w:pPr>
+            <w:r>
+              <w:rPr>
+                <w:b/>
+              </w:rPr>
+              <w:t>TIPO</w:t>
+            </w:r>
+          </w:p>
+        </w:tc>
+        <w:tc>
+          <w:tcPr>
+            <w:tcW w:type="dxa" w:w="2160"/>
+            <w:shd w:val="clear" w:color="auto" w:fill="D9D9D9"/>
+          </w:tcPr>
+          <w:p>
+            <w:pPr>
+              <w:jc w:val="center"/>
+            </w:pPr>
+            <w:r>
+              <w:rPr>
+                <w:b/>
+              </w:rPr>
+              <w:t>INÍCIO</w:t>
+            </w:r>
+          </w:p>
+        </w:tc>
+      </w:tr>
+      <w:tr>
+        <w:tc>
+          <w:tcPr>
+            <w:tcW w:type="dxa" w:w="1440"/>
+          </w:tcPr>
+          <w:p>
+            <w:pPr>
+              <w:jc w:val="center"/>
+            </w:pPr>
+            <w:r>
+              <w:t>-</w:t>
+            </w:r>
+          </w:p>
+        </w:tc>
+        <w:tc>
+          <w:tcPr>
+            <w:tcW w:type="dxa" w:w="5040"/>
+          </w:tcPr>
+          <w:p>
+            <w:pPr>
+              <w:jc w:val="center"/>
+            </w:pPr>
+            <w:r>
+              <w:t>-</w:t>
+            </w:r>
+          </w:p>
+        </w:tc>
+        <w:tc>
+          <w:tcPr>
+            <w:tcW w:type="dxa" w:w="2160"/>
+          </w:tcPr>
+          <w:p>
+            <w:pPr>
+              <w:jc w:val="center"/>
+            </w:pPr>
+            <w:r>
+              <w:t>-</w:t>
+            </w:r>
+          </w:p>
+        </w:tc>
+        <w:tc>
+          <w:tcPr>
+            <w:tcW w:type="dxa" w:w="2160"/>
+          </w:tcPr>
+          <w:p>
+            <w:pPr>
+              <w:jc w:val="center"/>
+            </w:pPr>
+            <w:r>
+              <w:t>-</w:t>
+            </w:r>
+          </w:p>
+        </w:tc>
+      </w:tr>
+      <w:tr>
+        <w:tc>
+          <w:tcPr>
+            <w:tcW w:type="dxa" w:w="2160"/>
+            <w:gridSpan w:val="4"/>
+            <w:shd w:val="clear" w:color="auto" w:fill="D9D9D9"/>
+          </w:tcPr>
+          <w:p>
+            <w:pPr>
+              <w:jc w:val="center"/>
+            </w:pPr>
+            <w:r>
+              <w:rPr>
+                <w:b/>
+              </w:rPr>
+              <w:t>EM OUTROS DESTINOS</w:t>
+            </w:r>
+          </w:p>
+        </w:tc>
+      </w:tr>
+      <w:tr>
+        <w:tc>
+          <w:tcPr>
+            <w:tcW w:type="dxa" w:w="1440"/>
+          </w:tcPr>
+          <w:p>
+            <w:pPr>
+              <w:jc w:val="center"/>
+            </w:pPr>
+            <w:r>
+              <w:rPr>
+                <w:b/>
+              </w:rPr>
+              <w:t>SGT</w:t>
+            </w:r>
+          </w:p>
+        </w:tc>
+        <w:tc>
+          <w:tcPr>
+            <w:tcW w:type="dxa" w:w="2160"/>
+            <w:gridSpan w:val="3"/>
+          </w:tcPr>
+          <w:p>
+            <w:pPr>
+              <w:jc w:val="left"/>
+            </w:pPr>
+            <w:r>
+              <w:rPr>
+                <w:b/>
+              </w:rPr>
+              <w:t>ADJ OF DIA: -</w:t>
+              <w:br/>
+              <w:t>CMT GDA: -</w:t>
+              <w:br/>
+              <w:t>CMT GDA VILA: -</w:t>
+              <w:br/>
+              <w:t>SGT DIA BIA O: -</w:t>
+            </w:r>
+          </w:p>
+        </w:tc>
+      </w:tr>
+      <w:tr>
+        <w:tc>
+          <w:tcPr>
+            <w:tcW w:type="dxa" w:w="1440"/>
+          </w:tcPr>
+          <w:p>
+            <w:pPr>
+              <w:jc w:val="center"/>
+            </w:pPr>
+            <w:r>
+              <w:rPr>
+                <w:b/>
+              </w:rPr>
+              <w:t>CB EP</w:t>
+            </w:r>
+          </w:p>
+        </w:tc>
+        <w:tc>
+          <w:tcPr>
+            <w:tcW w:type="dxa" w:w="2160"/>
+            <w:gridSpan w:val="3"/>
+          </w:tcPr>
+          <w:p>
+            <w:pPr>
+              <w:jc w:val="left"/>
+            </w:pPr>
+            <w:r>
+              <w:rPr>
+                <w:b/>
+              </w:rPr>
+              <w:t>CB GDA QTEL: -</w:t>
+              <w:br/>
+              <w:t>CB GDA VILA: -</w:t>
+              <w:br/>
+              <w:t>CB DIA BIA O: -</w:t>
+              <w:br/>
+              <w:t xml:space="preserve">MOT DIA: </w:t>
+              <w:br/>
+              <w:t xml:space="preserve">MOT VILA: </w:t>
+              <w:br/>
+              <w:t>MOT SUP DIA: -</w:t>
+              <w:br/>
+              <w:t xml:space="preserve">PADIOLEIRO: </w:t>
+            </w:r>
+          </w:p>
+        </w:tc>
+      </w:tr>
+      <w:tr>
+        <w:tc>
+          <w:tcPr>
+            <w:tcW w:type="dxa" w:w="1440"/>
+          </w:tcPr>
+          <w:p>
+            <w:pPr>
+              <w:jc w:val="center"/>
+            </w:pPr>
+            <w:r>
+              <w:rPr>
+                <w:b/>
+              </w:rPr>
+              <w:t>SD EP</w:t>
+            </w:r>
+          </w:p>
+        </w:tc>
+        <w:tc>
+          <w:tcPr>
+            <w:tcW w:type="dxa" w:w="2160"/>
+            <w:gridSpan w:val="3"/>
+          </w:tcPr>
+          <w:p>
+            <w:pPr>
+              <w:jc w:val="left"/>
+            </w:pPr>
+            <w:r>
+              <w:rPr>
+                <w:b/>
+              </w:rPr>
+              <w:t xml:space="preserve">MOT VILA: </w:t>
+              <w:br/>
+              <w:t xml:space="preserve">MOT DIA: </w:t>
+              <w:br/>
+              <w:t>GDA QTEL: -</w:t>
+              <w:br/>
+              <w:t>REFORÇO: -</w:t>
+              <w:br/>
+              <w:t>GDA VILA: -</w:t>
+              <w:br/>
+              <w:t>PERMANÊNCIA HT: -</w:t>
+            </w:r>
+          </w:p>
+        </w:tc>
+      </w:tr>
+      <w:tr>
+        <w:tc>
+          <w:tcPr>
+            <w:tcW w:type="dxa" w:w="1440"/>
+          </w:tcPr>
+          <w:p>
+            <w:pPr>
+              <w:jc w:val="center"/>
+            </w:pPr>
+            <w:r>
+              <w:rPr>
+                <w:b/>
+              </w:rPr>
+              <w:t>SD EV</w:t>
+            </w:r>
+          </w:p>
+        </w:tc>
+        <w:tc>
+          <w:tcPr>
+            <w:tcW w:type="dxa" w:w="2160"/>
+            <w:gridSpan w:val="3"/>
+          </w:tcPr>
+          <w:p>
+            <w:pPr>
+              <w:jc w:val="left"/>
+            </w:pPr>
+            <w:r>
+              <w:rPr>
+                <w:b/>
+              </w:rPr>
+              <w:t xml:space="preserve">GDA QTEL: </w:t>
+              <w:br/>
+              <w:t>GDA VILA: -</w:t>
+              <w:br/>
+              <w:t xml:space="preserve">PERMANÊNCIA HT/PRAIA: </w:t>
+              <w:br/>
+              <w:t xml:space="preserve">PADIOLEIRO: </w:t>
+              <w:br/>
+              <w:t>REFORÇO: -</w:t>
+              <w:br/>
+              <w:t xml:space="preserve">MOT VILA: </w:t>
+              <w:br/>
+              <w:t>SOMBRA: -</w:t>
+            </w:r>
+          </w:p>
+        </w:tc>
+      </w:tr>
+      <w:tr>
+        <w:tc>
+          <w:tcPr>
+            <w:tcW w:type="dxa" w:w="2160"/>
+            <w:gridSpan w:val="4"/>
+          </w:tcPr>
+          <w:p>
+            <w:pPr>
+              <w:jc w:val="left"/>
+            </w:pPr>
+            <w:r>
+              <w:rPr>
+                <w:b/>
+              </w:rPr>
+              <w:t>TOTAL EM OUTROS DESTINOS: ZERO</w:t>
+            </w:r>
+          </w:p>
+        </w:tc>
+      </w:tr>
+      <w:tr>
+        <w:tc>
+          <w:tcPr>
+            <w:tcW w:type="dxa" w:w="2160"/>
+            <w:gridSpan w:val="4"/>
+          </w:tcPr>
+          <w:p>
+            <w:pPr>
+              <w:jc w:val="left"/>
+            </w:pPr>
+            <w:r>
+              <w:rPr>
+                <w:b/>
+              </w:rPr>
+              <w:t>TOTAL GERAL: SEIS</w:t>
+            </w:r>
+          </w:p>
+        </w:tc>
+      </w:tr>
+      <w:tr>
+        <w:tc>
+          <w:tcPr>
+            <w:tcW w:type="dxa" w:w="1440"/>
+          </w:tcPr>
+          <w:p>
+            <w:pPr>
+              <w:jc w:val="left"/>
+            </w:pPr>
+            <w:r>
+              <w:rPr>
+                <w:sz w:val="16"/>
+              </w:rPr>
+              <w:t>Visto:</w:t>
+              <w:br/>
+              <w:br/>
+              <w:br/>
+              <w:t>_________</w:t>
+              <w:br/>
+              <w:t>Sgt Dia</w:t>
+            </w:r>
+          </w:p>
+        </w:tc>
+        <w:tc>
+          <w:tcPr>
+            <w:tcW w:type="dxa" w:w="2160"/>
+            <w:gridSpan w:val="2"/>
+          </w:tcPr>
+          <w:p>
+            <w:pPr>
+              <w:jc w:val="center"/>
+            </w:pPr>
+            <w:r>
+              <w:rPr>
+                <w:b/>
+              </w:rPr>
+              <w:t>Quartel em Natal/RN, 18 de maio de 2026.</w:t>
+              <w:br/>
+              <w:br/>
+              <w:t>HEBERT CARLOS VIANA - 2° Sgt</w:t>
+              <w:br/>
+              <w:t>Sargenteante da Bateria de Comando</w:t>
+            </w:r>
+          </w:p>
+        </w:tc>
+        <w:tc>
+          <w:tcPr>
+            <w:tcW w:type="dxa" w:w="2160"/>
+          </w:tcPr>
+          <w:p>
+            <w:pPr>
+              <w:jc w:val="left"/>
+            </w:pPr>
+            <w:r>
+              <w:rPr>
+                <w:sz w:val="16"/>
+              </w:rPr>
+              <w:t>Visto:</w:t>
+              <w:br/>
+              <w:br/>
+              <w:br/>
+              <w:t>_________</w:t>
+              <w:br/>
+              <w:t>Of Dia</w:t>
+            </w:r>
+          </w:p>
+        </w:tc>
+      </w:tr>
+      <w:tr>
+        <w:tc>
+          <w:tcPr>
+            <w:tcW w:type="dxa" w:w="2160"/>
+            <w:gridSpan w:val="4"/>
+          </w:tcPr>
+          <w:p>
+            <w:pPr>
+              <w:jc w:val="left"/>
+            </w:pPr>
+            <w:r>
+              <w:t>Alteração: Com alteração (  ) Sem alteração (  )</w:t>
+              <w:br/>
+              <w:t>_________________________________________________________________________________________________________</w:t>
+              <w:br/>
+              <w:t>_________________________________________________________________________________________________________</w:t>
+              <w:br/>
+              <w:t>_________________________________________________________________________________________________________</w:t>
+              <w:br/>
+              <w:t>_________________________________________________________________________________________________________</w:t>
+              <w:br/>
+            </w:r>
+          </w:p>
+        </w:tc>
+      </w:tr>
+    </w:tbl>
     <w:sectPr>
       <w:pgSz w:w="12240" w:h="15840"/>
       <w:pgMar w:top="720" w:right="1152" w:bottom="720" w:left="1152" w:header="720" w:footer="720" w:gutter="0"/>
